--- a/saaher/Saaher Certificate.docx
+++ b/saaher/Saaher Certificate.docx
@@ -412,7 +412,7 @@
           <v:shape id="_x0000_i1025" type="#_x0000_t75" style="width:175.5pt;height:163.5pt" o:ole="">
             <v:imagedata r:id="rId8" o:title=""/>
           </v:shape>
-          <o:OLEObject Type="Embed" ProgID="MSPhotoEd.3" ShapeID="_x0000_i1025" DrawAspect="Content" ObjectID="_1832825323" r:id="rId9"/>
+          <o:OLEObject Type="Embed" ProgID="MSPhotoEd.3" ShapeID="_x0000_i1025" DrawAspect="Content" ObjectID="_1832877882" r:id="rId9"/>
         </w:object>
       </w:r>
     </w:p>
@@ -1611,8 +1611,6 @@
         </w:rPr>
         <w:t>“</w:t>
       </w:r>
-      <w:bookmarkStart w:id="0" w:name="_GoBack"/>
-      <w:bookmarkEnd w:id="0"/>
       <w:r>
         <w:rPr>
           <w:rFonts w:ascii="Times New Roman" w:hAnsi="Times New Roman"/>
@@ -4486,7 +4484,7 @@
                 <w:sz w:val="28"/>
                 <w:szCs w:val="28"/>
               </w:rPr>
-              <w:t>5-17</w:t>
+              <w:t>5-10</w:t>
             </w:r>
           </w:p>
         </w:tc>
@@ -4563,7 +4561,15 @@
                 <w:sz w:val="28"/>
                 <w:szCs w:val="28"/>
               </w:rPr>
-              <w:t>18-20</w:t>
+              <w:t>11-</w:t>
+            </w:r>
+            <w:r>
+              <w:rPr>
+                <w:rFonts w:ascii="Times New Roman" w:hAnsi="Times New Roman" w:cs="Times New Roman"/>
+                <w:sz w:val="28"/>
+                <w:szCs w:val="28"/>
+              </w:rPr>
+              <w:t>12</w:t>
             </w:r>
           </w:p>
         </w:tc>
@@ -4640,7 +4646,7 @@
                 <w:sz w:val="28"/>
                 <w:szCs w:val="28"/>
               </w:rPr>
-              <w:t>21-23</w:t>
+              <w:t>13-15</w:t>
             </w:r>
           </w:p>
         </w:tc>
@@ -4717,7 +4723,7 @@
                 <w:sz w:val="28"/>
                 <w:szCs w:val="28"/>
               </w:rPr>
-              <w:t>24-25</w:t>
+              <w:t>16-17</w:t>
             </w:r>
           </w:p>
         </w:tc>
@@ -4795,7 +4801,7 @@
                 <w:sz w:val="28"/>
                 <w:szCs w:val="28"/>
               </w:rPr>
-              <w:t>26-29</w:t>
+              <w:t>18-21</w:t>
             </w:r>
           </w:p>
         </w:tc>
@@ -4872,7 +4878,7 @@
                 <w:sz w:val="28"/>
                 <w:szCs w:val="28"/>
               </w:rPr>
-              <w:t>30-31</w:t>
+              <w:t>22</w:t>
             </w:r>
           </w:p>
         </w:tc>
@@ -4965,7 +4971,7 @@
                 <w:sz w:val="28"/>
                 <w:szCs w:val="28"/>
               </w:rPr>
-              <w:t>32-34</w:t>
+              <w:t>23-25</w:t>
             </w:r>
           </w:p>
         </w:tc>
@@ -5042,7 +5048,7 @@
                 <w:sz w:val="28"/>
                 <w:szCs w:val="28"/>
               </w:rPr>
-              <w:t>35-37</w:t>
+              <w:t>26-28</w:t>
             </w:r>
           </w:p>
         </w:tc>
@@ -5135,15 +5141,7 @@
                 <w:sz w:val="28"/>
                 <w:szCs w:val="28"/>
               </w:rPr>
-              <w:t>38-</w:t>
-            </w:r>
-            <w:r>
-              <w:rPr>
-                <w:rFonts w:ascii="Times New Roman" w:hAnsi="Times New Roman" w:cs="Times New Roman"/>
-                <w:sz w:val="28"/>
-                <w:szCs w:val="28"/>
-              </w:rPr>
-              <w:t>69</w:t>
+              <w:t>29-60</w:t>
             </w:r>
           </w:p>
         </w:tc>
@@ -5220,7 +5218,7 @@
                 <w:sz w:val="28"/>
                 <w:szCs w:val="28"/>
               </w:rPr>
-              <w:t>70</w:t>
+              <w:t>61</w:t>
             </w:r>
           </w:p>
         </w:tc>
@@ -5297,7 +5295,7 @@
                 <w:sz w:val="28"/>
                 <w:szCs w:val="28"/>
               </w:rPr>
-              <w:t>71</w:t>
+              <w:t>62</w:t>
             </w:r>
           </w:p>
         </w:tc>
@@ -5376,7 +5374,7 @@
                 <w:sz w:val="28"/>
                 <w:szCs w:val="28"/>
               </w:rPr>
-              <w:t>72</w:t>
+              <w:t>63</w:t>
             </w:r>
           </w:p>
         </w:tc>
@@ -5458,8 +5456,10 @@
                 <w:sz w:val="28"/>
                 <w:szCs w:val="28"/>
               </w:rPr>
-              <w:t>73</w:t>
+              <w:t>64</w:t>
             </w:r>
+            <w:bookmarkStart w:id="0" w:name="_GoBack"/>
+            <w:bookmarkEnd w:id="0"/>
           </w:p>
         </w:tc>
       </w:tr>
@@ -9780,7 +9780,7 @@
 </file>
 
 <file path=customXml/itemProps1.xml><?xml version="1.0" encoding="utf-8"?>
-<ds:datastoreItem xmlns:ds="http://schemas.openxmlformats.org/officeDocument/2006/customXml" ds:itemID="{6AAE403E-737D-499A-921A-80458052F8FC}">
+<ds:datastoreItem xmlns:ds="http://schemas.openxmlformats.org/officeDocument/2006/customXml" ds:itemID="{69F2B38E-6FA6-421B-941C-1BE4718F5100}">
   <ds:schemaRefs>
     <ds:schemaRef ds:uri="http://schemas.openxmlformats.org/officeDocument/2006/bibliography"/>
   </ds:schemaRefs>
